--- a/블로그글작성/판례/판례_대법원2021두45671_산업단지_관리기본계획_부적합통보.docx
+++ b/블로그글작성/판례/판례_대법원2021두45671_산업단지_관리기본계획_부적합통보.docx
@@ -5,6 +5,8 @@
   <w:body>
     <w:p>
       <w:pPr>
+        <w:autoSpaceDE w:val="0"/>
+        <w:autoSpaceDN w:val="0"/>
         <w:spacing w:after="60"/>
       </w:pPr>
       <w:r>
@@ -20,6 +22,8 @@
     <w:p>
       <w:pPr>
         <w:pStyle w:val="law1"/>
+        <w:autoSpaceDE w:val="0"/>
+        <w:autoSpaceDN w:val="0"/>
         <w:spacing w:after="160"/>
       </w:pPr>
       <w:r>
@@ -32,6 +36,8 @@
     </w:p>
     <w:p>
       <w:pPr>
+        <w:autoSpaceDE w:val="0"/>
+        <w:autoSpaceDN w:val="0"/>
         <w:spacing w:after="120"/>
       </w:pPr>
       <w:r>
@@ -39,14 +45,157 @@
           <w:rFonts w:ascii="맑은 고딕" w:hAnsi="맑은 고딕" w:eastAsia="맑은 고딕" w:cs="맑은 고딕"/>
           <w:color w:val="000000"/>
         </w:rPr>
-        <w:t>산업단지 안에서 폐기물처리업(금속원료재생업)을 하려는 사업계획서가 산업단지 관리기본계획에 맞지 않을 때, 폐기물관리법으로 부적합 통보를 할 수 있는지가 문제된 사건입니다. 대법원은 가능하다고 보았습니다.</w:t>
+        <w:t>○ 산업단지 안에서 폐기물처리업(금속원료재생업)을 하려는 사업계획서가 산업단지 관리기본계획에 맞지 않을 때, 폐기물관리법으로 부적합 통보를 할 수 있는지가 문제된 사건입니다. 대법원은 가능하다고 보았습니다.</w:t>
       </w:r>
     </w:p>
-    <w:p/>
-    <w:p/>
+    <w:p>
+      <w:pPr>
+        <w:autoSpaceDE w:val="0"/>
+        <w:autoSpaceDN w:val="0"/>
+      </w:pPr>
+    </w:p>
+    <w:p>
+      <w:pPr>
+        <w:autoSpaceDE w:val="0"/>
+        <w:autoSpaceDN w:val="0"/>
+      </w:pPr>
+    </w:p>
+    <w:tbl>
+      <w:tblPr>
+        <w:tblW w:type="pct" w:w="5000"/>
+        <w:tblLook w:firstColumn="1" w:firstRow="1" w:lastColumn="0" w:lastRow="0" w:noHBand="0" w:noVBand="1" w:val="04A0"/>
+        <w:tblBorders>
+          <w:top w:val="single" w:sz="14" w:space="0" w:color="808080"/>
+          <w:left w:val="single" w:sz="14" w:space="0" w:color="808080"/>
+          <w:bottom w:val="single" w:sz="14" w:space="0" w:color="808080"/>
+          <w:right w:val="single" w:sz="14" w:space="0" w:color="808080"/>
+          <w:insideH w:val="single" w:sz="4" w:space="0" w:color="B7B7B7"/>
+          <w:insideV w:val="single" w:sz="4" w:space="0" w:color="B7B7B7"/>
+        </w:tblBorders>
+      </w:tblPr>
+      <w:tblGrid>
+        <w:gridCol w:w="9026"/>
+      </w:tblGrid>
+      <w:tr>
+        <w:tc>
+          <w:tcPr>
+            <w:tcW w:type="pct" w:w="5000"/>
+            <w:shd w:val="clear" w:color="auto" w:fill="D9D9D9"/>
+            <w:tcBorders>
+              <w:bottom w:val="double" w:sz="6" w:space="0" w:color="808080"/>
+            </w:tcBorders>
+          </w:tcPr>
+          <w:p>
+            <w:pPr>
+              <w:autoSpaceDE w:val="0"/>
+              <w:autoSpaceDN w:val="0"/>
+            </w:pPr>
+            <w:r/>
+            <w:r>
+              <w:rPr>
+                <w:rFonts w:ascii="맑은 고딕" w:hAnsi="맑은 고딕" w:eastAsia="맑은 고딕" w:cs="맑은 고딕"/>
+                <w:b/>
+                <w:color w:val="000000"/>
+                <w:sz w:val="21"/>
+              </w:rPr>
+              <w:t>※ 간단요약</w:t>
+            </w:r>
+          </w:p>
+        </w:tc>
+      </w:tr>
+      <w:tr>
+        <w:tc>
+          <w:tcPr>
+            <w:tcW w:type="pct" w:w="5000"/>
+            <w:shd w:val="clear" w:color="auto" w:fill="F7F7F7"/>
+          </w:tcPr>
+          <w:p>
+            <w:pPr>
+              <w:autoSpaceDE w:val="0"/>
+              <w:autoSpaceDN w:val="0"/>
+            </w:pPr>
+            <w:r/>
+            <w:r>
+              <w:rPr>
+                <w:rFonts w:ascii="맑은 고딕" w:hAnsi="맑은 고딕" w:eastAsia="맑은 고딕" w:cs="맑은 고딕"/>
+                <w:b/>
+                <w:color w:val="000000"/>
+                <w:sz w:val="19"/>
+              </w:rPr>
+              <w:t>Q. 산업단지 관리기본계획에 맞지 않는 사업계획서를 부적합 통보할 수 있나요?</w:t>
+            </w:r>
+          </w:p>
+          <w:p>
+            <w:pPr>
+              <w:autoSpaceDE w:val="0"/>
+              <w:autoSpaceDN w:val="0"/>
+            </w:pPr>
+            <w:r>
+              <w:rPr>
+                <w:rFonts w:ascii="맑은 고딕" w:hAnsi="맑은 고딕" w:eastAsia="맑은 고딕" w:cs="맑은 고딕"/>
+                <w:b w:val="0"/>
+                <w:color w:val="000000"/>
+                <w:sz w:val="19"/>
+              </w:rPr>
+              <w:t>A. 네. 관리기본계획에 저촉되면 시·도지사는 폐기물관리법 제25조 제2항 제2호(입지가 다른 법률에 저촉)를 근거로 부적합 통보를 할 수 있습니다.</w:t>
+            </w:r>
+          </w:p>
+          <w:p>
+            <w:pPr>
+              <w:autoSpaceDE w:val="0"/>
+              <w:autoSpaceDN w:val="0"/>
+            </w:pPr>
+          </w:p>
+          <w:p>
+            <w:pPr>
+              <w:autoSpaceDE w:val="0"/>
+              <w:autoSpaceDN w:val="0"/>
+            </w:pPr>
+            <w:r>
+              <w:rPr>
+                <w:rFonts w:ascii="맑은 고딕" w:hAnsi="맑은 고딕" w:eastAsia="맑은 고딕" w:cs="맑은 고딕"/>
+                <w:b/>
+                <w:color w:val="000000"/>
+                <w:sz w:val="19"/>
+              </w:rPr>
+              <w:t>Q. 담당 공무원의 구두 답변을 믿었다면 신뢰보호를 받을 수 있나요?</w:t>
+            </w:r>
+          </w:p>
+          <w:p>
+            <w:pPr>
+              <w:autoSpaceDE w:val="0"/>
+              <w:autoSpaceDN w:val="0"/>
+            </w:pPr>
+            <w:r>
+              <w:rPr>
+                <w:rFonts w:ascii="맑은 고딕" w:hAnsi="맑은 고딕" w:eastAsia="맑은 고딕" w:cs="맑은 고딕"/>
+                <w:b w:val="0"/>
+                <w:color w:val="000000"/>
+                <w:sz w:val="19"/>
+              </w:rPr>
+              <w:t>A. 구두 답변이 관리기본계획 내용을 그대로 알려준 것에 불과하면 공적 견해표명으로 볼 수 없어 신뢰보호 대상이 아닙니다.</w:t>
+            </w:r>
+          </w:p>
+        </w:tc>
+      </w:tr>
+    </w:tbl>
+    <w:p>
+      <w:pPr>
+        <w:autoSpaceDE w:val="0"/>
+        <w:autoSpaceDN w:val="0"/>
+      </w:pPr>
+    </w:p>
+    <w:p>
+      <w:pPr>
+        <w:autoSpaceDE w:val="0"/>
+        <w:autoSpaceDN w:val="0"/>
+      </w:pPr>
+    </w:p>
     <w:p>
       <w:pPr>
         <w:pStyle w:val="2"/>
+        <w:autoSpaceDE w:val="0"/>
+        <w:autoSpaceDN w:val="0"/>
       </w:pPr>
       <w:r>
         <w:rPr>
@@ -80,6 +229,10 @@
             <w:shd w:val="clear" w:color="auto" w:fill="F2F2F2"/>
           </w:tcPr>
           <w:p>
+            <w:pPr>
+              <w:autoSpaceDE w:val="0"/>
+              <w:autoSpaceDN w:val="0"/>
+            </w:pPr>
             <w:r/>
             <w:r>
               <w:rPr>
@@ -97,6 +250,10 @@
             <w:tcW w:type="pct" w:w="3900"/>
           </w:tcPr>
           <w:p>
+            <w:pPr>
+              <w:autoSpaceDE w:val="0"/>
+              <w:autoSpaceDN w:val="0"/>
+            </w:pPr>
             <w:r/>
             <w:r>
               <w:rPr>
@@ -117,6 +274,10 @@
             <w:shd w:val="clear" w:color="auto" w:fill="F2F2F2"/>
           </w:tcPr>
           <w:p>
+            <w:pPr>
+              <w:autoSpaceDE w:val="0"/>
+              <w:autoSpaceDN w:val="0"/>
+            </w:pPr>
             <w:r/>
             <w:r>
               <w:rPr>
@@ -134,6 +295,10 @@
             <w:tcW w:type="pct" w:w="3900"/>
           </w:tcPr>
           <w:p>
+            <w:pPr>
+              <w:autoSpaceDE w:val="0"/>
+              <w:autoSpaceDN w:val="0"/>
+            </w:pPr>
             <w:r/>
             <w:r>
               <w:rPr>
@@ -154,6 +319,10 @@
             <w:shd w:val="clear" w:color="auto" w:fill="F2F2F2"/>
           </w:tcPr>
           <w:p>
+            <w:pPr>
+              <w:autoSpaceDE w:val="0"/>
+              <w:autoSpaceDN w:val="0"/>
+            </w:pPr>
             <w:r/>
             <w:r>
               <w:rPr>
@@ -171,6 +340,10 @@
             <w:tcW w:type="pct" w:w="3900"/>
           </w:tcPr>
           <w:p>
+            <w:pPr>
+              <w:autoSpaceDE w:val="0"/>
+              <w:autoSpaceDN w:val="0"/>
+            </w:pPr>
             <w:r/>
             <w:r>
               <w:rPr>
@@ -191,6 +364,10 @@
             <w:shd w:val="clear" w:color="auto" w:fill="F2F2F2"/>
           </w:tcPr>
           <w:p>
+            <w:pPr>
+              <w:autoSpaceDE w:val="0"/>
+              <w:autoSpaceDN w:val="0"/>
+            </w:pPr>
             <w:r/>
             <w:r>
               <w:rPr>
@@ -208,6 +385,10 @@
             <w:tcW w:type="pct" w:w="3900"/>
           </w:tcPr>
           <w:p>
+            <w:pPr>
+              <w:autoSpaceDE w:val="0"/>
+              <w:autoSpaceDN w:val="0"/>
+            </w:pPr>
             <w:r/>
             <w:r>
               <w:rPr>
@@ -228,6 +409,10 @@
             <w:shd w:val="clear" w:color="auto" w:fill="F2F2F2"/>
           </w:tcPr>
           <w:p>
+            <w:pPr>
+              <w:autoSpaceDE w:val="0"/>
+              <w:autoSpaceDN w:val="0"/>
+            </w:pPr>
             <w:r/>
             <w:r>
               <w:rPr>
@@ -245,6 +430,10 @@
             <w:tcW w:type="pct" w:w="3900"/>
           </w:tcPr>
           <w:p>
+            <w:pPr>
+              <w:autoSpaceDE w:val="0"/>
+              <w:autoSpaceDN w:val="0"/>
+            </w:pPr>
             <w:r/>
             <w:r>
               <w:rPr>
@@ -259,11 +448,23 @@
         </w:tc>
       </w:tr>
     </w:tbl>
-    <w:p/>
-    <w:p/>
+    <w:p>
+      <w:pPr>
+        <w:autoSpaceDE w:val="0"/>
+        <w:autoSpaceDN w:val="0"/>
+      </w:pPr>
+    </w:p>
+    <w:p>
+      <w:pPr>
+        <w:autoSpaceDE w:val="0"/>
+        <w:autoSpaceDN w:val="0"/>
+      </w:pPr>
+    </w:p>
     <w:p>
       <w:pPr>
         <w:pStyle w:val="2"/>
+        <w:autoSpaceDE w:val="0"/>
+        <w:autoSpaceDN w:val="0"/>
         <w:spacing w:before="80"/>
       </w:pPr>
       <w:r>
@@ -275,6 +476,10 @@
       </w:r>
     </w:p>
     <w:p>
+      <w:pPr>
+        <w:autoSpaceDE w:val="0"/>
+        <w:autoSpaceDN w:val="0"/>
+      </w:pPr>
       <w:r>
         <w:rPr>
           <w:rFonts w:ascii="맑은 고딕" w:hAnsi="맑은 고딕" w:eastAsia="맑은 고딕" w:cs="맑은 고딕"/>
@@ -283,8 +488,17 @@
         <w:t>(1) 원고는 산업단지에 ‘전자부품 제조업’으로 입주계약을 체결하고 공장을 신축하였습니다.</w:t>
       </w:r>
     </w:p>
-    <w:p/>
-    <w:p>
+    <w:p>
+      <w:pPr>
+        <w:autoSpaceDE w:val="0"/>
+        <w:autoSpaceDN w:val="0"/>
+      </w:pPr>
+    </w:p>
+    <w:p>
+      <w:pPr>
+        <w:autoSpaceDE w:val="0"/>
+        <w:autoSpaceDN w:val="0"/>
+      </w:pPr>
       <w:r>
         <w:rPr>
           <w:rFonts w:ascii="맑은 고딕" w:hAnsi="맑은 고딕" w:eastAsia="맑은 고딕" w:cs="맑은 고딕"/>
@@ -293,8 +507,17 @@
         <w:t>(2) 원고는 그 공장에서 주석찌꺼기를 재활용해 주석괴를 만드는(금속원료재생업) 폐기물처리사업계획서를 제출하였습니다.</w:t>
       </w:r>
     </w:p>
-    <w:p/>
-    <w:p>
+    <w:p>
+      <w:pPr>
+        <w:autoSpaceDE w:val="0"/>
+        <w:autoSpaceDN w:val="0"/>
+      </w:pPr>
+    </w:p>
+    <w:p>
+      <w:pPr>
+        <w:autoSpaceDE w:val="0"/>
+        <w:autoSpaceDN w:val="0"/>
+      </w:pPr>
       <w:r>
         <w:rPr>
           <w:rFonts w:ascii="맑은 고딕" w:hAnsi="맑은 고딕" w:eastAsia="맑은 고딕" w:cs="맑은 고딕"/>
@@ -303,11 +526,23 @@
         <w:t>(3) 음성군수는 관리기본계획상 그 공장에서 금속원료재생업을 할 수 없다는 이유로 부적합 통보를 하였습니다.</w:t>
       </w:r>
     </w:p>
-    <w:p/>
-    <w:p/>
+    <w:p>
+      <w:pPr>
+        <w:autoSpaceDE w:val="0"/>
+        <w:autoSpaceDN w:val="0"/>
+      </w:pPr>
+    </w:p>
+    <w:p>
+      <w:pPr>
+        <w:autoSpaceDE w:val="0"/>
+        <w:autoSpaceDN w:val="0"/>
+      </w:pPr>
+    </w:p>
     <w:p>
       <w:pPr>
         <w:pStyle w:val="2"/>
+        <w:autoSpaceDE w:val="0"/>
+        <w:autoSpaceDN w:val="0"/>
         <w:spacing w:before="80"/>
       </w:pPr>
       <w:r>
@@ -319,6 +554,10 @@
       </w:r>
     </w:p>
     <w:p>
+      <w:pPr>
+        <w:autoSpaceDE w:val="0"/>
+        <w:autoSpaceDN w:val="0"/>
+      </w:pPr>
       <w:r>
         <w:rPr>
           <w:rFonts w:ascii="맑은 고딕" w:hAnsi="맑은 고딕" w:eastAsia="맑은 고딕" w:cs="맑은 고딕"/>
@@ -327,11 +566,23 @@
         <w:t>① 산업단지 관리기본계획에 맞지 않는 사업계획서를 폐기물관리법 제25조 제2항 제2호(다른 법률 저촉)로 부적합 통보할 수 있는지, ② 담당 공무원의 구두 답변이 신뢰보호의 대상인지가 쟁점입니다.</w:t>
       </w:r>
     </w:p>
-    <w:p/>
-    <w:p/>
+    <w:p>
+      <w:pPr>
+        <w:autoSpaceDE w:val="0"/>
+        <w:autoSpaceDN w:val="0"/>
+      </w:pPr>
+    </w:p>
+    <w:p>
+      <w:pPr>
+        <w:autoSpaceDE w:val="0"/>
+        <w:autoSpaceDN w:val="0"/>
+      </w:pPr>
+    </w:p>
     <w:p>
       <w:pPr>
         <w:pStyle w:val="2"/>
+        <w:autoSpaceDE w:val="0"/>
+        <w:autoSpaceDN w:val="0"/>
         <w:spacing w:before="80"/>
       </w:pPr>
       <w:r>
@@ -369,6 +620,10 @@
             </w:tcBorders>
           </w:tcPr>
           <w:p>
+            <w:pPr>
+              <w:autoSpaceDE w:val="0"/>
+              <w:autoSpaceDN w:val="0"/>
+            </w:pPr>
             <w:r/>
             <w:r>
               <w:rPr>
@@ -390,6 +645,10 @@
             </w:tcBorders>
           </w:tcPr>
           <w:p>
+            <w:pPr>
+              <w:autoSpaceDE w:val="0"/>
+              <w:autoSpaceDN w:val="0"/>
+            </w:pPr>
             <w:r/>
             <w:r>
               <w:rPr>
@@ -410,6 +669,10 @@
             <w:shd w:val="clear" w:color="auto" w:fill="F2F2F2"/>
           </w:tcPr>
           <w:p>
+            <w:pPr>
+              <w:autoSpaceDE w:val="0"/>
+              <w:autoSpaceDN w:val="0"/>
+            </w:pPr>
             <w:r/>
             <w:r>
               <w:rPr>
@@ -427,6 +690,10 @@
             <w:tcW w:type="pct" w:w="3900"/>
           </w:tcPr>
           <w:p>
+            <w:pPr>
+              <w:autoSpaceDE w:val="0"/>
+              <w:autoSpaceDN w:val="0"/>
+            </w:pPr>
             <w:r/>
             <w:r>
               <w:rPr>
@@ -447,6 +714,10 @@
             <w:shd w:val="clear" w:color="auto" w:fill="F2F2F2"/>
           </w:tcPr>
           <w:p>
+            <w:pPr>
+              <w:autoSpaceDE w:val="0"/>
+              <w:autoSpaceDN w:val="0"/>
+            </w:pPr>
             <w:r/>
             <w:r>
               <w:rPr>
@@ -464,6 +735,10 @@
             <w:tcW w:type="pct" w:w="3900"/>
           </w:tcPr>
           <w:p>
+            <w:pPr>
+              <w:autoSpaceDE w:val="0"/>
+              <w:autoSpaceDN w:val="0"/>
+            </w:pPr>
             <w:r/>
             <w:r>
               <w:rPr>
@@ -478,11 +753,23 @@
         </w:tc>
       </w:tr>
     </w:tbl>
-    <w:p/>
-    <w:p/>
+    <w:p>
+      <w:pPr>
+        <w:autoSpaceDE w:val="0"/>
+        <w:autoSpaceDN w:val="0"/>
+      </w:pPr>
+    </w:p>
+    <w:p>
+      <w:pPr>
+        <w:autoSpaceDE w:val="0"/>
+        <w:autoSpaceDN w:val="0"/>
+      </w:pPr>
+    </w:p>
     <w:p>
       <w:pPr>
         <w:pStyle w:val="2"/>
+        <w:autoSpaceDE w:val="0"/>
+        <w:autoSpaceDN w:val="0"/>
         <w:spacing w:before="80"/>
       </w:pPr>
       <w:r>
@@ -494,6 +781,10 @@
       </w:r>
     </w:p>
     <w:p>
+      <w:pPr>
+        <w:autoSpaceDE w:val="0"/>
+        <w:autoSpaceDN w:val="0"/>
+      </w:pPr>
       <w:r>
         <w:rPr>
           <w:rFonts w:ascii="맑은 고딕" w:hAnsi="맑은 고딕" w:eastAsia="맑은 고딕" w:cs="맑은 고딕"/>
@@ -502,8 +793,17 @@
         <w:t>① 산업단지에서 폐기물처리업을 하려는 사업계획서가 관리기본계획에 맞지 않으면, 시·도지사는 폐기물관리법 제25조 제2항 제2호(입지가 다른 법률에 저촉)를 근거로 부적합 통보를 할 수 있습니다.</w:t>
       </w:r>
     </w:p>
-    <w:p/>
-    <w:p>
+    <w:p>
+      <w:pPr>
+        <w:autoSpaceDE w:val="0"/>
+        <w:autoSpaceDN w:val="0"/>
+      </w:pPr>
+    </w:p>
+    <w:p>
+      <w:pPr>
+        <w:autoSpaceDE w:val="0"/>
+        <w:autoSpaceDN w:val="0"/>
+      </w:pPr>
       <w:r>
         <w:rPr>
           <w:rFonts w:ascii="맑은 고딕" w:hAnsi="맑은 고딕" w:eastAsia="맑은 고딕" w:cs="맑은 고딕"/>
@@ -512,8 +812,17 @@
         <w:t>② 관리기본계획상 ‘1차금속 제조업 입주·배치’ 업체만 금속원료재생업이 허용되므로, 다른 업종으로 입주한 업체의 계획은 이에 위배됩니다.</w:t>
       </w:r>
     </w:p>
-    <w:p/>
-    <w:p>
+    <w:p>
+      <w:pPr>
+        <w:autoSpaceDE w:val="0"/>
+        <w:autoSpaceDN w:val="0"/>
+      </w:pPr>
+    </w:p>
+    <w:p>
+      <w:pPr>
+        <w:autoSpaceDE w:val="0"/>
+        <w:autoSpaceDN w:val="0"/>
+      </w:pPr>
       <w:r>
         <w:rPr>
           <w:rFonts w:ascii="맑은 고딕" w:hAnsi="맑은 고딕" w:eastAsia="맑은 고딕" w:cs="맑은 고딕"/>
@@ -522,75 +831,23 @@
         <w:t>③ 담당 공무원의 구두 문의 답변이 계획 내용을 그대로 알려준 것에 불과하면, 신뢰보호의 대상인 공적 견해표명으로 볼 수 없습니다.</w:t>
       </w:r>
     </w:p>
-    <w:p/>
-    <w:p/>
+    <w:p>
+      <w:pPr>
+        <w:autoSpaceDE w:val="0"/>
+        <w:autoSpaceDN w:val="0"/>
+      </w:pPr>
+    </w:p>
+    <w:p>
+      <w:pPr>
+        <w:autoSpaceDE w:val="0"/>
+        <w:autoSpaceDN w:val="0"/>
+      </w:pPr>
+    </w:p>
     <w:p>
       <w:pPr>
         <w:pStyle w:val="2"/>
-        <w:spacing w:before="80"/>
-      </w:pPr>
-      <w:r>
-        <w:rPr>
-          <w:rFonts w:ascii="맑은 고딕" w:hAnsi="맑은 고딕" w:eastAsia="맑은 고딕" w:cs="맑은 고딕"/>
-          <w:color w:val="000000"/>
-        </w:rPr>
-        <w:t>6. 참조 조문</w:t>
-      </w:r>
-    </w:p>
-    <w:p>
-      <w:pPr>
-        <w:pStyle w:val="cite1"/>
-      </w:pPr>
-      <w:r>
-        <w:rPr>
-          <w:rFonts w:ascii="맑은 고딕" w:hAnsi="맑은 고딕" w:eastAsia="맑은 고딕" w:cs="맑은 고딕"/>
-          <w:color w:val="000000"/>
-        </w:rPr>
-        <w:t>관련 법령·판례</w:t>
-      </w:r>
-    </w:p>
-    <w:p>
-      <w:r>
-        <w:rPr>
-          <w:rFonts w:ascii="맑은 고딕" w:hAnsi="맑은 고딕" w:eastAsia="맑은 고딕" w:cs="맑은 고딕"/>
-          <w:color w:val="000000"/>
-        </w:rPr>
-        <w:t>폐기물관리법 제25조 제1항 · 제2항 제2호</w:t>
-      </w:r>
-      <w:r>
-        <w:rPr>
-          <w:rFonts w:ascii="맑은 고딕" w:hAnsi="맑은 고딕" w:eastAsia="맑은 고딕" w:cs="맑은 고딕"/>
-          <w:color w:val="000000"/>
-        </w:rPr>
-        <w:br/>
-      </w:r>
-      <w:r>
-        <w:rPr>
-          <w:rFonts w:ascii="맑은 고딕" w:hAnsi="맑은 고딕" w:eastAsia="맑은 고딕" w:cs="맑은 고딕"/>
-          <w:color w:val="000000"/>
-        </w:rPr>
-        <w:t>구 산업집적활성화 및 공장설립에 관한 법률 제33조 · 제38조</w:t>
-      </w:r>
-      <w:r>
-        <w:rPr>
-          <w:rFonts w:ascii="맑은 고딕" w:hAnsi="맑은 고딕" w:eastAsia="맑은 고딕" w:cs="맑은 고딕"/>
-          <w:color w:val="000000"/>
-        </w:rPr>
-        <w:br/>
-      </w:r>
-      <w:r>
-        <w:rPr>
-          <w:rFonts w:ascii="맑은 고딕" w:hAnsi="맑은 고딕" w:eastAsia="맑은 고딕" w:cs="맑은 고딕"/>
-          <w:color w:val="000000"/>
-        </w:rPr>
-        <w:t>행정기본법 제12조 · 행정절차법 제4조 제2항(신뢰보호원칙)</w:t>
-      </w:r>
-    </w:p>
-    <w:p/>
-    <w:p/>
-    <w:p>
-      <w:pPr>
-        <w:pStyle w:val="2"/>
+        <w:autoSpaceDE w:val="0"/>
+        <w:autoSpaceDN w:val="0"/>
         <w:spacing w:before="200"/>
       </w:pPr>
       <w:r>
@@ -628,6 +885,10 @@
             </w:tcBorders>
           </w:tcPr>
           <w:p>
+            <w:pPr>
+              <w:autoSpaceDE w:val="0"/>
+              <w:autoSpaceDN w:val="0"/>
+            </w:pPr>
             <w:r/>
             <w:r>
               <w:rPr>
@@ -649,6 +910,10 @@
             </w:tcBorders>
           </w:tcPr>
           <w:p>
+            <w:pPr>
+              <w:autoSpaceDE w:val="0"/>
+              <w:autoSpaceDN w:val="0"/>
+            </w:pPr>
             <w:r/>
             <w:r>
               <w:rPr>
@@ -669,6 +934,10 @@
             <w:shd w:val="clear" w:color="auto" w:fill="F2F2F2"/>
           </w:tcPr>
           <w:p>
+            <w:pPr>
+              <w:autoSpaceDE w:val="0"/>
+              <w:autoSpaceDN w:val="0"/>
+            </w:pPr>
             <w:r/>
             <w:r>
               <w:rPr>
@@ -704,6 +973,10 @@
             <w:tcW w:type="pct" w:w="3600"/>
           </w:tcPr>
           <w:p>
+            <w:pPr>
+              <w:autoSpaceDE w:val="0"/>
+              <w:autoSpaceDN w:val="0"/>
+            </w:pPr>
             <w:r/>
             <w:r>
               <w:rPr>
@@ -743,6 +1016,10 @@
             <w:shd w:val="clear" w:color="auto" w:fill="F2F2F2"/>
           </w:tcPr>
           <w:p>
+            <w:pPr>
+              <w:autoSpaceDE w:val="0"/>
+              <w:autoSpaceDN w:val="0"/>
+            </w:pPr>
             <w:r/>
             <w:r>
               <w:rPr>
@@ -778,6 +1055,10 @@
             <w:tcW w:type="pct" w:w="3600"/>
           </w:tcPr>
           <w:p>
+            <w:pPr>
+              <w:autoSpaceDE w:val="0"/>
+              <w:autoSpaceDN w:val="0"/>
+            </w:pPr>
             <w:r/>
             <w:r>
               <w:rPr>
@@ -836,6 +1117,10 @@
             <w:shd w:val="clear" w:color="auto" w:fill="F2F2F2"/>
           </w:tcPr>
           <w:p>
+            <w:pPr>
+              <w:autoSpaceDE w:val="0"/>
+              <w:autoSpaceDN w:val="0"/>
+            </w:pPr>
             <w:r/>
             <w:r>
               <w:rPr>
@@ -871,6 +1156,10 @@
             <w:tcW w:type="pct" w:w="3600"/>
           </w:tcPr>
           <w:p>
+            <w:pPr>
+              <w:autoSpaceDE w:val="0"/>
+              <w:autoSpaceDN w:val="0"/>
+            </w:pPr>
             <w:r/>
             <w:r>
               <w:rPr>
@@ -907,6 +1196,8 @@
     <w:p>
       <w:pPr>
         <w:pStyle w:val="note"/>
+        <w:autoSpaceDE w:val="0"/>
+        <w:autoSpaceDN w:val="0"/>
         <w:spacing w:before="80"/>
       </w:pPr>
       <w:r>
@@ -919,7 +1210,24 @@
     </w:p>
     <w:p>
       <w:pPr>
-        <w:spacing w:before="160"/>
+        <w:autoSpaceDE w:val="0"/>
+        <w:autoSpaceDN w:val="0"/>
+        <w:spacing w:before="120"/>
+      </w:pPr>
+      <w:r>
+        <w:rPr>
+          <w:rFonts w:ascii="맑은 고딕" w:hAnsi="맑은 고딕" w:eastAsia="맑은 고딕" w:cs="맑은 고딕"/>
+          <w:color w:val="000000"/>
+          <w:sz w:val="18"/>
+        </w:rPr>
+        <w:t>원문  https://www.law.go.kr/판례/(2021두45671)</w:t>
+      </w:r>
+    </w:p>
+    <w:p>
+      <w:pPr>
+        <w:autoSpaceDE w:val="0"/>
+        <w:autoSpaceDN w:val="0"/>
+        <w:spacing w:before="80"/>
       </w:pPr>
       <w:r>
         <w:rPr>
@@ -933,6 +1241,8 @@
     <w:p>
       <w:pPr>
         <w:pStyle w:val="mark"/>
+        <w:autoSpaceDE w:val="0"/>
+        <w:autoSpaceDN w:val="0"/>
       </w:pPr>
       <w:r>
         <w:rPr>

--- a/블로그글작성/판례/판례_대법원2021두45671_산업단지_관리기본계획_부적합통보.docx
+++ b/블로그글작성/판례/판례_대법원2021두45671_산업단지_관리기본계획_부적합통보.docx
@@ -789,9 +789,9 @@
       <w:r>
         <w:rPr>
           <w:rFonts w:ascii="맑은 고딕" w:hAnsi="맑은 고딕" w:eastAsia="맑은 고딕" w:cs="맑은 고딕"/>
+          <w:b/>
           <w:color w:val="000000"/>
           <w:u w:val="single"/>
-          <w:shd w:val="clear" w:color="auto" w:fill="FFF2CC"/>
         </w:rPr>
         <w:t>① 산업단지에서 폐기물처리업을 하려는 사업계획서가 관리기본계획에 맞지 않으면, 시·도지사는 폐기물관리법 제25조 제2항 제2호(입지가 다른 법률에 저촉)를 근거로 부적합 통보를 할 수 있습니다.</w:t>
       </w:r>
@@ -830,9 +830,9 @@
       <w:r>
         <w:rPr>
           <w:rFonts w:ascii="맑은 고딕" w:hAnsi="맑은 고딕" w:eastAsia="맑은 고딕" w:cs="맑은 고딕"/>
+          <w:b/>
           <w:color w:val="000000"/>
           <w:u w:val="single"/>
-          <w:shd w:val="clear" w:color="auto" w:fill="FFF2CC"/>
         </w:rPr>
         <w:t>③ 담당 공무원의 구두 문의 답변이 계획 내용을 그대로 알려준 것에 불과하면, 신뢰보호의 대상인 공적 견해표명으로 볼 수 없습니다.</w:t>
       </w:r>

--- a/블로그글작성/판례/판례_대법원2021두45671_산업단지_관리기본계획_부적합통보.docx
+++ b/블로그글작성/판례/판례_대법원2021두45671_산업단지_관리기본계획_부적합통보.docx
@@ -1199,6 +1199,32 @@
         </w:tc>
       </w:tr>
     </w:tbl>
+    <w:p>
+      <w:pPr>
+        <w:pStyle w:val="2"/>
+      </w:pPr>
+      <w:r>
+        <w:t>핵심 요약</w:t>
+      </w:r>
+    </w:p>
+    <w:p>
+      <w:pPr/>
+      <w:r>
+        <w:t>산업단지 안에서 하려는 폐기물처리업이 관리기본계획에 맞지 않으면 폐기물관리법 제25조 제2항 제2호(입지가 다른 법률에 저촉)를 근거로 부적합 통보를 할 수 있습니다.</w:t>
+      </w:r>
+    </w:p>
+    <w:p>
+      <w:pPr/>
+      <w:r>
+        <w:t>입주 업종과 다른 재활용업을 하려면 관리기본계획상 허용 업종에 해당하는지 미리 확인해야 합니다.</w:t>
+      </w:r>
+    </w:p>
+    <w:p>
+      <w:pPr/>
+      <w:r>
+        <w:t>담당 공무원이 계획 내용을 그대로 알려준 구두 답변만으로는 신뢰보호 대상인 공적 견해표명이 되지 않으므로, 구두 안내에 의존해서는 안 됩니다.</w:t>
+      </w:r>
+    </w:p>
     <w:p>
       <w:pPr>
         <w:pStyle w:val="note"/>

--- a/블로그글작성/판례/판례_대법원2021두45671_산업단지_관리기본계획_부적합통보.docx
+++ b/블로그글작성/판례/판례_대법원2021두45671_산업단지_관리기본계획_부적합통보.docx
@@ -16,7 +16,7 @@
           <w:color w:val="000000"/>
           <w:sz w:val="32"/>
         </w:rPr>
-        <w:t>산업단지 관리기본계획에 안 맞으면 폐기물처리사업계획서가 반려될까요?</w:t>
+        <w:t>산업단지 관리기본계획에 안 맞으면 폐기물처리사업계획서가 반려될까요? (2021두45671)</w:t>
       </w:r>
     </w:p>
     <w:p>
@@ -47,12 +47,6 @@
         </w:rPr>
         <w:t>○ 산업단지 안에서 폐기물처리업(금속원료재생업)을 하려는 사업계획서가 산업단지 관리기본계획에 맞지 않을 때, 폐기물관리법으로 부적합 통보를 할 수 있는지가 문제된 사건입니다. 대법원은 가능하다고 보았습니다.</w:t>
       </w:r>
-    </w:p>
-    <w:p>
-      <w:pPr>
-        <w:autoSpaceDE w:val="0"/>
-        <w:autoSpaceDN w:val="0"/>
-      </w:pPr>
     </w:p>
     <w:p>
       <w:pPr>
@@ -187,12 +181,6 @@
     </w:p>
     <w:p>
       <w:pPr>
-        <w:autoSpaceDE w:val="0"/>
-        <w:autoSpaceDN w:val="0"/>
-      </w:pPr>
-    </w:p>
-    <w:p>
-      <w:pPr>
         <w:pStyle w:val="2"/>
         <w:autoSpaceDE w:val="0"/>
         <w:autoSpaceDN w:val="0"/>
@@ -456,12 +444,6 @@
     </w:p>
     <w:p>
       <w:pPr>
-        <w:autoSpaceDE w:val="0"/>
-        <w:autoSpaceDN w:val="0"/>
-      </w:pPr>
-    </w:p>
-    <w:p>
-      <w:pPr>
         <w:pStyle w:val="2"/>
         <w:autoSpaceDE w:val="0"/>
         <w:autoSpaceDN w:val="0"/>
@@ -525,12 +507,6 @@
         </w:rPr>
         <w:t>(3) 음성군수는 관리기본계획상 그 공장에서 금속원료재생업을 할 수 없다는 이유로 부적합 통보를 하였습니다.</w:t>
       </w:r>
-    </w:p>
-    <w:p>
-      <w:pPr>
-        <w:autoSpaceDE w:val="0"/>
-        <w:autoSpaceDN w:val="0"/>
-      </w:pPr>
     </w:p>
     <w:p>
       <w:pPr>
@@ -566,12 +542,6 @@
         </w:rPr>
         <w:t>① 산업단지 관리기본계획에 맞지 않는 사업계획서를 폐기물관리법 제25조 제2항 제2호(다른 법률 저촉)로 부적합 통보할 수 있는지, ② 담당 공무원의 구두 답변이 신뢰보호의 대상인지가 쟁점입니다.</w:t>
       </w:r>
-    </w:p>
-    <w:p>
-      <w:pPr>
-        <w:autoSpaceDE w:val="0"/>
-        <w:autoSpaceDN w:val="0"/>
-      </w:pPr>
     </w:p>
     <w:p>
       <w:pPr>
@@ -762,12 +732,6 @@
     </w:p>
     <w:p>
       <w:pPr>
-        <w:autoSpaceDE w:val="0"/>
-        <w:autoSpaceDN w:val="0"/>
-      </w:pPr>
-    </w:p>
-    <w:p>
-      <w:pPr>
         <w:pStyle w:val="2"/>
         <w:autoSpaceDE w:val="0"/>
         <w:autoSpaceDN w:val="0"/>
@@ -836,12 +800,6 @@
         </w:rPr>
         <w:t>③ 담당 공무원의 구두 문의 답변이 계획 내용을 그대로 알려준 것에 불과하면, 신뢰보호의 대상인 공적 견해표명으로 볼 수 없습니다.</w:t>
       </w:r>
-    </w:p>
-    <w:p>
-      <w:pPr>
-        <w:autoSpaceDE w:val="0"/>
-        <w:autoSpaceDN w:val="0"/>
-      </w:pPr>
     </w:p>
     <w:p>
       <w:pPr>
